--- a/class4-books/Final/Marathi/Final - Marathi.docx
+++ b/class4-books/Final/Marathi/Final - Marathi.docx
@@ -13962,6 +13962,1641 @@
         </w:tc>
       </w:tr>
     </w:tbl>
+    <w:p>
+      <w:pPr>
+        <w:rPr>
+          <w:b/>
+          <w:bCs/>
+        </w:rPr>
+      </w:pPr>
+      <w:r>
+        <w:rPr>
+          <w:rFonts w:ascii="Nirmala UI" w:hAnsi="Nirmala UI" w:cs="Nirmala UI"/>
+          <w:b/>
+          <w:bCs/>
+        </w:rPr>
+        <w:t>१</w:t>
+      </w:r>
+      <w:r>
+        <w:rPr>
+          <w:b/>
+          <w:bCs/>
+        </w:rPr>
+        <w:t xml:space="preserve">) </w:t>
+      </w:r>
+      <w:proofErr w:type="spellStart"/>
+      <w:r>
+        <w:rPr>
+          <w:rFonts w:ascii="Nirmala UI" w:hAnsi="Nirmala UI" w:cs="Nirmala UI"/>
+          <w:b/>
+          <w:bCs/>
+        </w:rPr>
+        <w:t>कर्ता</w:t>
+      </w:r>
+      <w:proofErr w:type="spellEnd"/>
+      <w:r>
+        <w:rPr>
+          <w:b/>
+          <w:bCs/>
+        </w:rPr>
+        <w:t>–</w:t>
+      </w:r>
+      <w:proofErr w:type="spellStart"/>
+      <w:r>
+        <w:rPr>
+          <w:rFonts w:ascii="Nirmala UI" w:hAnsi="Nirmala UI" w:cs="Nirmala UI"/>
+          <w:b/>
+          <w:bCs/>
+        </w:rPr>
+        <w:t>क्रियापद</w:t>
+      </w:r>
+      <w:proofErr w:type="spellEnd"/>
+      <w:r>
+        <w:rPr>
+          <w:b/>
+          <w:bCs/>
+        </w:rPr>
+        <w:t xml:space="preserve"> </w:t>
+      </w:r>
+      <w:proofErr w:type="spellStart"/>
+      <w:r>
+        <w:rPr>
+          <w:rFonts w:ascii="Nirmala UI" w:hAnsi="Nirmala UI" w:cs="Nirmala UI"/>
+          <w:b/>
+          <w:bCs/>
+        </w:rPr>
+        <w:t>सुसंगती</w:t>
+      </w:r>
+      <w:proofErr w:type="spellEnd"/>
+      <w:r>
+        <w:rPr>
+          <w:b/>
+          <w:bCs/>
+        </w:rPr>
+        <w:t xml:space="preserve"> (Subject–Verb Agreement)</w:t>
+      </w:r>
+    </w:p>
+    <w:p>
+      <w:r>
+        <w:rPr>
+          <w:b/>
+          <w:bCs/>
+        </w:rPr>
+        <w:t>Rule:</w:t>
+      </w:r>
+      <w:r>
+        <w:br/>
+        <w:t xml:space="preserve">The verb must agree with the </w:t>
+      </w:r>
+      <w:r>
+        <w:rPr>
+          <w:b/>
+          <w:bCs/>
+        </w:rPr>
+        <w:t>gender (</w:t>
+      </w:r>
+      <w:proofErr w:type="spellStart"/>
+      <w:r>
+        <w:rPr>
+          <w:rFonts w:ascii="Nirmala UI" w:hAnsi="Nirmala UI" w:cs="Nirmala UI"/>
+          <w:b/>
+          <w:bCs/>
+        </w:rPr>
+        <w:t>लिंग</w:t>
+      </w:r>
+      <w:proofErr w:type="spellEnd"/>
+      <w:r>
+        <w:rPr>
+          <w:b/>
+          <w:bCs/>
+        </w:rPr>
+        <w:t>)</w:t>
+      </w:r>
+      <w:r>
+        <w:t xml:space="preserve"> and </w:t>
+      </w:r>
+      <w:r>
+        <w:rPr>
+          <w:b/>
+          <w:bCs/>
+        </w:rPr>
+        <w:t>number (</w:t>
+      </w:r>
+      <w:proofErr w:type="spellStart"/>
+      <w:r>
+        <w:rPr>
+          <w:rFonts w:ascii="Nirmala UI" w:hAnsi="Nirmala UI" w:cs="Nirmala UI"/>
+          <w:b/>
+          <w:bCs/>
+        </w:rPr>
+        <w:t>वचन</w:t>
+      </w:r>
+      <w:proofErr w:type="spellEnd"/>
+      <w:r>
+        <w:rPr>
+          <w:b/>
+          <w:bCs/>
+        </w:rPr>
+        <w:t>)</w:t>
+      </w:r>
+      <w:r>
+        <w:t xml:space="preserve"> of the subject.</w:t>
+      </w:r>
+    </w:p>
+    <w:p>
+      <w:pPr>
+        <w:rPr>
+          <w:b/>
+          <w:bCs/>
+        </w:rPr>
+      </w:pPr>
+      <w:r>
+        <w:rPr>
+          <w:b/>
+          <w:bCs/>
+        </w:rPr>
+        <w:t>Examples:</w:t>
+      </w:r>
+    </w:p>
+    <w:p>
+      <w:r>
+        <w:t xml:space="preserve">• </w:t>
+      </w:r>
+      <w:r>
+        <w:rPr>
+          <w:rFonts w:ascii="Segoe UI Emoji" w:hAnsi="Segoe UI Emoji" w:cs="Segoe UI Emoji"/>
+        </w:rPr>
+        <w:t>❌</w:t>
+      </w:r>
+      <w:r>
+        <w:t xml:space="preserve"> </w:t>
+      </w:r>
+      <w:proofErr w:type="spellStart"/>
+      <w:r>
+        <w:rPr>
+          <w:rFonts w:ascii="Nirmala UI" w:hAnsi="Nirmala UI" w:cs="Nirmala UI"/>
+        </w:rPr>
+        <w:t>बालिका</w:t>
+      </w:r>
+      <w:proofErr w:type="spellEnd"/>
+      <w:r>
+        <w:t xml:space="preserve"> </w:t>
+      </w:r>
+      <w:proofErr w:type="spellStart"/>
+      <w:r>
+        <w:rPr>
+          <w:rFonts w:ascii="Nirmala UI" w:hAnsi="Nirmala UI" w:cs="Nirmala UI"/>
+        </w:rPr>
+        <w:t>शिकतो</w:t>
+      </w:r>
+      <w:proofErr w:type="spellEnd"/>
+      <w:r>
+        <w:t>.</w:t>
+      </w:r>
+      <w:r>
+        <w:br/>
+      </w:r>
+      <w:r>
+        <w:rPr>
+          <w:rFonts w:ascii="Segoe UI Symbol" w:hAnsi="Segoe UI Symbol" w:cs="Segoe UI Symbol"/>
+        </w:rPr>
+        <w:t>✔</w:t>
+      </w:r>
+      <w:r>
+        <w:t xml:space="preserve"> </w:t>
+      </w:r>
+      <w:proofErr w:type="spellStart"/>
+      <w:r>
+        <w:rPr>
+          <w:rFonts w:ascii="Nirmala UI" w:hAnsi="Nirmala UI" w:cs="Nirmala UI"/>
+        </w:rPr>
+        <w:t>बालिका</w:t>
+      </w:r>
+      <w:proofErr w:type="spellEnd"/>
+      <w:r>
+        <w:t xml:space="preserve"> </w:t>
+      </w:r>
+      <w:proofErr w:type="spellStart"/>
+      <w:r>
+        <w:rPr>
+          <w:rFonts w:ascii="Nirmala UI" w:hAnsi="Nirmala UI" w:cs="Nirmala UI"/>
+        </w:rPr>
+        <w:t>शिकते</w:t>
+      </w:r>
+      <w:proofErr w:type="spellEnd"/>
+      <w:r>
+        <w:t>.</w:t>
+      </w:r>
+      <w:r>
+        <w:br/>
+      </w:r>
+      <w:r>
+        <w:rPr>
+          <w:rFonts w:ascii="Segoe UI Emoji" w:hAnsi="Segoe UI Emoji" w:cs="Segoe UI Emoji"/>
+        </w:rPr>
+        <w:t>👉</w:t>
+      </w:r>
+      <w:r>
+        <w:t xml:space="preserve"> </w:t>
+      </w:r>
+      <w:r>
+        <w:rPr>
+          <w:i/>
+          <w:iCs/>
+        </w:rPr>
+        <w:t>Reason:</w:t>
+      </w:r>
+      <w:r>
+        <w:t xml:space="preserve"> "</w:t>
+      </w:r>
+      <w:proofErr w:type="spellStart"/>
+      <w:r>
+        <w:rPr>
+          <w:rFonts w:ascii="Nirmala UI" w:hAnsi="Nirmala UI" w:cs="Nirmala UI"/>
+        </w:rPr>
+        <w:t>बालिका</w:t>
+      </w:r>
+      <w:proofErr w:type="spellEnd"/>
+      <w:r>
+        <w:t>" is feminine, so the verb must be feminine (</w:t>
+      </w:r>
+      <w:proofErr w:type="spellStart"/>
+      <w:r>
+        <w:rPr>
+          <w:rFonts w:ascii="Nirmala UI" w:hAnsi="Nirmala UI" w:cs="Nirmala UI"/>
+          <w:b/>
+          <w:bCs/>
+        </w:rPr>
+        <w:t>शिकते</w:t>
+      </w:r>
+      <w:proofErr w:type="spellEnd"/>
+      <w:r>
+        <w:t xml:space="preserve">, not </w:t>
+      </w:r>
+      <w:proofErr w:type="spellStart"/>
+      <w:r>
+        <w:rPr>
+          <w:rFonts w:ascii="Nirmala UI" w:hAnsi="Nirmala UI" w:cs="Nirmala UI"/>
+        </w:rPr>
+        <w:t>शिकतो</w:t>
+      </w:r>
+      <w:proofErr w:type="spellEnd"/>
+      <w:r>
+        <w:t>).</w:t>
+      </w:r>
+    </w:p>
+    <w:p>
+      <w:r>
+        <w:lastRenderedPageBreak/>
+        <w:t xml:space="preserve">• </w:t>
+      </w:r>
+      <w:r>
+        <w:rPr>
+          <w:rFonts w:ascii="Segoe UI Emoji" w:hAnsi="Segoe UI Emoji" w:cs="Segoe UI Emoji"/>
+        </w:rPr>
+        <w:t>❌</w:t>
+      </w:r>
+      <w:r>
+        <w:t xml:space="preserve"> </w:t>
+      </w:r>
+      <w:proofErr w:type="spellStart"/>
+      <w:r>
+        <w:rPr>
+          <w:rFonts w:ascii="Nirmala UI" w:hAnsi="Nirmala UI" w:cs="Nirmala UI"/>
+        </w:rPr>
+        <w:t>मुलगी</w:t>
+      </w:r>
+      <w:proofErr w:type="spellEnd"/>
+      <w:r>
+        <w:t xml:space="preserve"> </w:t>
+      </w:r>
+      <w:proofErr w:type="spellStart"/>
+      <w:r>
+        <w:rPr>
+          <w:rFonts w:ascii="Nirmala UI" w:hAnsi="Nirmala UI" w:cs="Nirmala UI"/>
+        </w:rPr>
+        <w:t>खाणे</w:t>
+      </w:r>
+      <w:proofErr w:type="spellEnd"/>
+      <w:r>
+        <w:t xml:space="preserve"> </w:t>
+      </w:r>
+      <w:proofErr w:type="spellStart"/>
+      <w:r>
+        <w:rPr>
+          <w:rFonts w:ascii="Nirmala UI" w:hAnsi="Nirmala UI" w:cs="Nirmala UI"/>
+        </w:rPr>
+        <w:t>खातो</w:t>
+      </w:r>
+      <w:proofErr w:type="spellEnd"/>
+      <w:r>
+        <w:t>.</w:t>
+      </w:r>
+      <w:r>
+        <w:br/>
+      </w:r>
+      <w:r>
+        <w:rPr>
+          <w:rFonts w:ascii="Segoe UI Symbol" w:hAnsi="Segoe UI Symbol" w:cs="Segoe UI Symbol"/>
+        </w:rPr>
+        <w:t>✔</w:t>
+      </w:r>
+      <w:r>
+        <w:t xml:space="preserve"> </w:t>
+      </w:r>
+      <w:proofErr w:type="spellStart"/>
+      <w:r>
+        <w:rPr>
+          <w:rFonts w:ascii="Nirmala UI" w:hAnsi="Nirmala UI" w:cs="Nirmala UI"/>
+        </w:rPr>
+        <w:t>मुलगी</w:t>
+      </w:r>
+      <w:proofErr w:type="spellEnd"/>
+      <w:r>
+        <w:t xml:space="preserve"> </w:t>
+      </w:r>
+      <w:proofErr w:type="spellStart"/>
+      <w:r>
+        <w:rPr>
+          <w:rFonts w:ascii="Nirmala UI" w:hAnsi="Nirmala UI" w:cs="Nirmala UI"/>
+        </w:rPr>
+        <w:t>खाणे</w:t>
+      </w:r>
+      <w:proofErr w:type="spellEnd"/>
+      <w:r>
+        <w:t xml:space="preserve"> </w:t>
+      </w:r>
+      <w:proofErr w:type="spellStart"/>
+      <w:r>
+        <w:rPr>
+          <w:rFonts w:ascii="Nirmala UI" w:hAnsi="Nirmala UI" w:cs="Nirmala UI"/>
+        </w:rPr>
+        <w:t>खाते</w:t>
+      </w:r>
+      <w:proofErr w:type="spellEnd"/>
+      <w:r>
+        <w:t>.</w:t>
+      </w:r>
+      <w:r>
+        <w:br/>
+      </w:r>
+      <w:r>
+        <w:rPr>
+          <w:rFonts w:ascii="Segoe UI Emoji" w:hAnsi="Segoe UI Emoji" w:cs="Segoe UI Emoji"/>
+        </w:rPr>
+        <w:t>👉</w:t>
+      </w:r>
+      <w:r>
+        <w:t xml:space="preserve"> </w:t>
+      </w:r>
+      <w:r>
+        <w:rPr>
+          <w:i/>
+          <w:iCs/>
+        </w:rPr>
+        <w:t>Reason:</w:t>
+      </w:r>
+      <w:r>
+        <w:t xml:space="preserve"> "</w:t>
+      </w:r>
+      <w:proofErr w:type="spellStart"/>
+      <w:r>
+        <w:rPr>
+          <w:rFonts w:ascii="Nirmala UI" w:hAnsi="Nirmala UI" w:cs="Nirmala UI"/>
+        </w:rPr>
+        <w:t>मुलगी</w:t>
+      </w:r>
+      <w:proofErr w:type="spellEnd"/>
+      <w:r>
+        <w:t xml:space="preserve">" is feminine → use </w:t>
+      </w:r>
+      <w:proofErr w:type="spellStart"/>
+      <w:r>
+        <w:rPr>
+          <w:rFonts w:ascii="Nirmala UI" w:hAnsi="Nirmala UI" w:cs="Nirmala UI"/>
+          <w:b/>
+          <w:bCs/>
+        </w:rPr>
+        <w:t>खाते</w:t>
+      </w:r>
+      <w:proofErr w:type="spellEnd"/>
+      <w:r>
+        <w:t>.</w:t>
+      </w:r>
+    </w:p>
+    <w:p>
+      <w:r>
+        <w:t xml:space="preserve">• </w:t>
+      </w:r>
+      <w:r>
+        <w:rPr>
+          <w:rFonts w:ascii="Segoe UI Emoji" w:hAnsi="Segoe UI Emoji" w:cs="Segoe UI Emoji"/>
+        </w:rPr>
+        <w:t>❌</w:t>
+      </w:r>
+      <w:r>
+        <w:t xml:space="preserve"> </w:t>
+      </w:r>
+      <w:proofErr w:type="spellStart"/>
+      <w:r>
+        <w:rPr>
+          <w:rFonts w:ascii="Nirmala UI" w:hAnsi="Nirmala UI" w:cs="Nirmala UI"/>
+        </w:rPr>
+        <w:t>मुलगा</w:t>
+      </w:r>
+      <w:proofErr w:type="spellEnd"/>
+      <w:r>
+        <w:t xml:space="preserve"> </w:t>
+      </w:r>
+      <w:proofErr w:type="spellStart"/>
+      <w:r>
+        <w:rPr>
+          <w:rFonts w:ascii="Nirmala UI" w:hAnsi="Nirmala UI" w:cs="Nirmala UI"/>
+        </w:rPr>
+        <w:t>जाते</w:t>
+      </w:r>
+      <w:proofErr w:type="spellEnd"/>
+      <w:r>
+        <w:t xml:space="preserve"> </w:t>
+      </w:r>
+      <w:proofErr w:type="spellStart"/>
+      <w:r>
+        <w:rPr>
+          <w:rFonts w:ascii="Nirmala UI" w:hAnsi="Nirmala UI" w:cs="Nirmala UI"/>
+        </w:rPr>
+        <w:t>आहे</w:t>
+      </w:r>
+      <w:proofErr w:type="spellEnd"/>
+      <w:r>
+        <w:t>.</w:t>
+      </w:r>
+      <w:r>
+        <w:br/>
+      </w:r>
+      <w:r>
+        <w:rPr>
+          <w:rFonts w:ascii="Segoe UI Symbol" w:hAnsi="Segoe UI Symbol" w:cs="Segoe UI Symbol"/>
+        </w:rPr>
+        <w:t>✔</w:t>
+      </w:r>
+      <w:r>
+        <w:t xml:space="preserve"> </w:t>
+      </w:r>
+      <w:proofErr w:type="spellStart"/>
+      <w:r>
+        <w:rPr>
+          <w:rFonts w:ascii="Nirmala UI" w:hAnsi="Nirmala UI" w:cs="Nirmala UI"/>
+        </w:rPr>
+        <w:t>मुलगा</w:t>
+      </w:r>
+      <w:proofErr w:type="spellEnd"/>
+      <w:r>
+        <w:t xml:space="preserve"> </w:t>
+      </w:r>
+      <w:proofErr w:type="spellStart"/>
+      <w:r>
+        <w:rPr>
+          <w:rFonts w:ascii="Nirmala UI" w:hAnsi="Nirmala UI" w:cs="Nirmala UI"/>
+        </w:rPr>
+        <w:t>जातो</w:t>
+      </w:r>
+      <w:proofErr w:type="spellEnd"/>
+      <w:r>
+        <w:t xml:space="preserve"> </w:t>
+      </w:r>
+      <w:proofErr w:type="spellStart"/>
+      <w:r>
+        <w:rPr>
+          <w:rFonts w:ascii="Nirmala UI" w:hAnsi="Nirmala UI" w:cs="Nirmala UI"/>
+        </w:rPr>
+        <w:t>आहे</w:t>
+      </w:r>
+      <w:proofErr w:type="spellEnd"/>
+      <w:r>
+        <w:t>.</w:t>
+      </w:r>
+      <w:r>
+        <w:br/>
+      </w:r>
+      <w:r>
+        <w:rPr>
+          <w:rFonts w:ascii="Segoe UI Emoji" w:hAnsi="Segoe UI Emoji" w:cs="Segoe UI Emoji"/>
+        </w:rPr>
+        <w:t>👉</w:t>
+      </w:r>
+      <w:r>
+        <w:t xml:space="preserve"> </w:t>
+      </w:r>
+      <w:r>
+        <w:rPr>
+          <w:i/>
+          <w:iCs/>
+        </w:rPr>
+        <w:t>Reason:</w:t>
+      </w:r>
+      <w:r>
+        <w:t xml:space="preserve"> "</w:t>
+      </w:r>
+      <w:proofErr w:type="spellStart"/>
+      <w:r>
+        <w:rPr>
+          <w:rFonts w:ascii="Nirmala UI" w:hAnsi="Nirmala UI" w:cs="Nirmala UI"/>
+        </w:rPr>
+        <w:t>मुलगा</w:t>
+      </w:r>
+      <w:proofErr w:type="spellEnd"/>
+      <w:r>
+        <w:t xml:space="preserve">" is masculine → use </w:t>
+      </w:r>
+      <w:proofErr w:type="spellStart"/>
+      <w:r>
+        <w:rPr>
+          <w:rFonts w:ascii="Nirmala UI" w:hAnsi="Nirmala UI" w:cs="Nirmala UI"/>
+          <w:b/>
+          <w:bCs/>
+        </w:rPr>
+        <w:t>जातो</w:t>
+      </w:r>
+      <w:proofErr w:type="spellEnd"/>
+      <w:r>
+        <w:t>.</w:t>
+      </w:r>
+    </w:p>
+    <w:p>
+      <w:r>
+        <w:t xml:space="preserve">• </w:t>
+      </w:r>
+      <w:r>
+        <w:rPr>
+          <w:rFonts w:ascii="Segoe UI Emoji" w:hAnsi="Segoe UI Emoji" w:cs="Segoe UI Emoji"/>
+        </w:rPr>
+        <w:t>❌</w:t>
+      </w:r>
+      <w:r>
+        <w:t xml:space="preserve"> </w:t>
+      </w:r>
+      <w:proofErr w:type="spellStart"/>
+      <w:r>
+        <w:rPr>
+          <w:rFonts w:ascii="Nirmala UI" w:hAnsi="Nirmala UI" w:cs="Nirmala UI"/>
+        </w:rPr>
+        <w:t>असे</w:t>
+      </w:r>
+      <w:proofErr w:type="spellEnd"/>
+      <w:r>
+        <w:t xml:space="preserve"> </w:t>
+      </w:r>
+      <w:proofErr w:type="spellStart"/>
+      <w:r>
+        <w:rPr>
+          <w:rFonts w:ascii="Nirmala UI" w:hAnsi="Nirmala UI" w:cs="Nirmala UI"/>
+        </w:rPr>
+        <w:t>तो</w:t>
+      </w:r>
+      <w:proofErr w:type="spellEnd"/>
+      <w:r>
+        <w:t xml:space="preserve"> </w:t>
+      </w:r>
+      <w:proofErr w:type="spellStart"/>
+      <w:r>
+        <w:rPr>
+          <w:rFonts w:ascii="Nirmala UI" w:hAnsi="Nirmala UI" w:cs="Nirmala UI"/>
+        </w:rPr>
+        <w:t>बोलले</w:t>
+      </w:r>
+      <w:proofErr w:type="spellEnd"/>
+      <w:r>
+        <w:t>.</w:t>
+      </w:r>
+      <w:r>
+        <w:br/>
+      </w:r>
+      <w:r>
+        <w:rPr>
+          <w:rFonts w:ascii="Segoe UI Symbol" w:hAnsi="Segoe UI Symbol" w:cs="Segoe UI Symbol"/>
+        </w:rPr>
+        <w:t>✔</w:t>
+      </w:r>
+      <w:r>
+        <w:t xml:space="preserve"> </w:t>
+      </w:r>
+      <w:proofErr w:type="spellStart"/>
+      <w:r>
+        <w:rPr>
+          <w:rFonts w:ascii="Nirmala UI" w:hAnsi="Nirmala UI" w:cs="Nirmala UI"/>
+        </w:rPr>
+        <w:t>असे</w:t>
+      </w:r>
+      <w:proofErr w:type="spellEnd"/>
+      <w:r>
+        <w:t xml:space="preserve"> </w:t>
+      </w:r>
+      <w:proofErr w:type="spellStart"/>
+      <w:r>
+        <w:rPr>
+          <w:rFonts w:ascii="Nirmala UI" w:hAnsi="Nirmala UI" w:cs="Nirmala UI"/>
+        </w:rPr>
+        <w:t>तो</w:t>
+      </w:r>
+      <w:proofErr w:type="spellEnd"/>
+      <w:r>
+        <w:t xml:space="preserve"> </w:t>
+      </w:r>
+      <w:proofErr w:type="spellStart"/>
+      <w:r>
+        <w:rPr>
+          <w:rFonts w:ascii="Nirmala UI" w:hAnsi="Nirmala UI" w:cs="Nirmala UI"/>
+        </w:rPr>
+        <w:t>बोलला</w:t>
+      </w:r>
+      <w:proofErr w:type="spellEnd"/>
+      <w:r>
+        <w:t>.</w:t>
+      </w:r>
+      <w:r>
+        <w:br/>
+      </w:r>
+      <w:r>
+        <w:rPr>
+          <w:rFonts w:ascii="Segoe UI Emoji" w:hAnsi="Segoe UI Emoji" w:cs="Segoe UI Emoji"/>
+        </w:rPr>
+        <w:t>👉</w:t>
+      </w:r>
+      <w:r>
+        <w:t xml:space="preserve"> </w:t>
+      </w:r>
+      <w:r>
+        <w:rPr>
+          <w:i/>
+          <w:iCs/>
+        </w:rPr>
+        <w:t>Reason:</w:t>
+      </w:r>
+      <w:r>
+        <w:t xml:space="preserve"> "</w:t>
+      </w:r>
+      <w:proofErr w:type="spellStart"/>
+      <w:r>
+        <w:rPr>
+          <w:rFonts w:ascii="Nirmala UI" w:hAnsi="Nirmala UI" w:cs="Nirmala UI"/>
+        </w:rPr>
+        <w:t>तो</w:t>
+      </w:r>
+      <w:proofErr w:type="spellEnd"/>
+      <w:r>
+        <w:t xml:space="preserve">" is masculine singular → use </w:t>
+      </w:r>
+      <w:proofErr w:type="spellStart"/>
+      <w:r>
+        <w:rPr>
+          <w:rFonts w:ascii="Nirmala UI" w:hAnsi="Nirmala UI" w:cs="Nirmala UI"/>
+          <w:b/>
+          <w:bCs/>
+        </w:rPr>
+        <w:t>बोलला</w:t>
+      </w:r>
+      <w:proofErr w:type="spellEnd"/>
+      <w:r>
+        <w:t xml:space="preserve">, not plural </w:t>
+      </w:r>
+      <w:proofErr w:type="spellStart"/>
+      <w:r>
+        <w:rPr>
+          <w:rFonts w:ascii="Nirmala UI" w:hAnsi="Nirmala UI" w:cs="Nirmala UI"/>
+          <w:b/>
+          <w:bCs/>
+        </w:rPr>
+        <w:t>बोलले</w:t>
+      </w:r>
+      <w:proofErr w:type="spellEnd"/>
+      <w:r>
+        <w:t>.</w:t>
+      </w:r>
+    </w:p>
+    <w:p>
+      <w:r>
+        <w:pict w14:anchorId="1F5008F7">
+          <v:rect id="_x0000_i1049" style="width:0;height:1.5pt" o:hralign="center" o:hrstd="t" o:hr="t" fillcolor="#a0a0a0" stroked="f"/>
+        </w:pict>
+      </w:r>
+    </w:p>
+    <w:p>
+      <w:pPr>
+        <w:rPr>
+          <w:b/>
+          <w:bCs/>
+        </w:rPr>
+      </w:pPr>
+      <w:r>
+        <w:rPr>
+          <w:rFonts w:ascii="Nirmala UI" w:hAnsi="Nirmala UI" w:cs="Nirmala UI"/>
+          <w:b/>
+          <w:bCs/>
+        </w:rPr>
+        <w:t>२</w:t>
+      </w:r>
+      <w:r>
+        <w:rPr>
+          <w:b/>
+          <w:bCs/>
+        </w:rPr>
+        <w:t xml:space="preserve">) </w:t>
+      </w:r>
+      <w:proofErr w:type="spellStart"/>
+      <w:r>
+        <w:rPr>
+          <w:rFonts w:ascii="Nirmala UI" w:hAnsi="Nirmala UI" w:cs="Nirmala UI"/>
+          <w:b/>
+          <w:bCs/>
+        </w:rPr>
+        <w:t>लिंग</w:t>
+      </w:r>
+      <w:proofErr w:type="spellEnd"/>
+      <w:r>
+        <w:rPr>
+          <w:b/>
+          <w:bCs/>
+        </w:rPr>
+        <w:t xml:space="preserve"> (Gender Agreement)</w:t>
+      </w:r>
+    </w:p>
+    <w:p>
+      <w:r>
+        <w:t>In Marathi, verbs change depending on whether the subject is:</w:t>
+      </w:r>
+    </w:p>
+    <w:p>
+      <w:pPr>
+        <w:numPr>
+          <w:ilvl w:val="0"/>
+          <w:numId w:val="4"/>
+        </w:numPr>
+      </w:pPr>
+      <w:r>
+        <w:t>Masculine (</w:t>
+      </w:r>
+      <w:proofErr w:type="spellStart"/>
+      <w:r>
+        <w:rPr>
+          <w:rFonts w:ascii="Nirmala UI" w:hAnsi="Nirmala UI" w:cs="Nirmala UI"/>
+        </w:rPr>
+        <w:t>पुल्लिंग</w:t>
+      </w:r>
+      <w:proofErr w:type="spellEnd"/>
+      <w:r>
+        <w:t xml:space="preserve">) → </w:t>
+      </w:r>
+      <w:proofErr w:type="spellStart"/>
+      <w:r>
+        <w:rPr>
+          <w:rFonts w:ascii="Nirmala UI" w:hAnsi="Nirmala UI" w:cs="Nirmala UI"/>
+        </w:rPr>
+        <w:t>खातो</w:t>
+      </w:r>
+      <w:proofErr w:type="spellEnd"/>
+      <w:r>
+        <w:t xml:space="preserve">, </w:t>
+      </w:r>
+      <w:proofErr w:type="spellStart"/>
+      <w:r>
+        <w:rPr>
+          <w:rFonts w:ascii="Nirmala UI" w:hAnsi="Nirmala UI" w:cs="Nirmala UI"/>
+        </w:rPr>
+        <w:t>जातो</w:t>
+      </w:r>
+      <w:proofErr w:type="spellEnd"/>
+      <w:r>
+        <w:t xml:space="preserve">, </w:t>
+      </w:r>
+      <w:proofErr w:type="spellStart"/>
+      <w:r>
+        <w:rPr>
+          <w:rFonts w:ascii="Nirmala UI" w:hAnsi="Nirmala UI" w:cs="Nirmala UI"/>
+        </w:rPr>
+        <w:t>बोलला</w:t>
+      </w:r>
+      <w:proofErr w:type="spellEnd"/>
+    </w:p>
+    <w:p>
+      <w:pPr>
+        <w:numPr>
+          <w:ilvl w:val="0"/>
+          <w:numId w:val="4"/>
+        </w:numPr>
+      </w:pPr>
+      <w:r>
+        <w:t>Feminine (</w:t>
+      </w:r>
+      <w:proofErr w:type="spellStart"/>
+      <w:r>
+        <w:rPr>
+          <w:rFonts w:ascii="Nirmala UI" w:hAnsi="Nirmala UI" w:cs="Nirmala UI"/>
+        </w:rPr>
+        <w:t>स्त्रीलिंग</w:t>
+      </w:r>
+      <w:proofErr w:type="spellEnd"/>
+      <w:r>
+        <w:t xml:space="preserve">) → </w:t>
+      </w:r>
+      <w:proofErr w:type="spellStart"/>
+      <w:r>
+        <w:rPr>
+          <w:rFonts w:ascii="Nirmala UI" w:hAnsi="Nirmala UI" w:cs="Nirmala UI"/>
+        </w:rPr>
+        <w:t>खाते</w:t>
+      </w:r>
+      <w:proofErr w:type="spellEnd"/>
+      <w:r>
+        <w:t xml:space="preserve">, </w:t>
+      </w:r>
+      <w:proofErr w:type="spellStart"/>
+      <w:r>
+        <w:rPr>
+          <w:rFonts w:ascii="Nirmala UI" w:hAnsi="Nirmala UI" w:cs="Nirmala UI"/>
+        </w:rPr>
+        <w:t>जाते</w:t>
+      </w:r>
+      <w:proofErr w:type="spellEnd"/>
+      <w:r>
+        <w:t xml:space="preserve">, </w:t>
+      </w:r>
+      <w:proofErr w:type="spellStart"/>
+      <w:r>
+        <w:rPr>
+          <w:rFonts w:ascii="Nirmala UI" w:hAnsi="Nirmala UI" w:cs="Nirmala UI"/>
+        </w:rPr>
+        <w:t>बोलली</w:t>
+      </w:r>
+      <w:proofErr w:type="spellEnd"/>
+    </w:p>
+    <w:p>
+      <w:pPr>
+        <w:rPr>
+          <w:b/>
+          <w:bCs/>
+        </w:rPr>
+      </w:pPr>
+      <w:r>
+        <w:rPr>
+          <w:b/>
+          <w:bCs/>
+        </w:rPr>
+        <w:t>Rule:</w:t>
+      </w:r>
+    </w:p>
+    <w:p>
+      <w:r>
+        <w:rPr>
+          <w:rFonts w:ascii="Segoe UI Emoji" w:hAnsi="Segoe UI Emoji" w:cs="Segoe UI Emoji"/>
+        </w:rPr>
+        <w:t>👉</w:t>
+      </w:r>
+      <w:r>
+        <w:t xml:space="preserve"> Always check if the subject is a </w:t>
+      </w:r>
+      <w:r>
+        <w:rPr>
+          <w:b/>
+          <w:bCs/>
+        </w:rPr>
+        <w:t>boy/man (masculine)</w:t>
+      </w:r>
+      <w:r>
+        <w:t xml:space="preserve"> or </w:t>
+      </w:r>
+      <w:r>
+        <w:rPr>
+          <w:b/>
+          <w:bCs/>
+        </w:rPr>
+        <w:t>girl/woman (feminine)</w:t>
+      </w:r>
+      <w:r>
+        <w:t xml:space="preserve"> and change the verb accordingly.</w:t>
+      </w:r>
+    </w:p>
+    <w:p>
+      <w:r>
+        <w:pict w14:anchorId="5C74A234">
+          <v:rect id="_x0000_i1050" style="width:0;height:1.5pt" o:hralign="center" o:hrstd="t" o:hr="t" fillcolor="#a0a0a0" stroked="f"/>
+        </w:pict>
+      </w:r>
+    </w:p>
+    <w:p>
+      <w:pPr>
+        <w:rPr>
+          <w:b/>
+          <w:bCs/>
+        </w:rPr>
+      </w:pPr>
+      <w:r>
+        <w:rPr>
+          <w:rFonts w:ascii="Nirmala UI" w:hAnsi="Nirmala UI" w:cs="Nirmala UI"/>
+          <w:b/>
+          <w:bCs/>
+        </w:rPr>
+        <w:t>३</w:t>
+      </w:r>
+      <w:r>
+        <w:rPr>
+          <w:b/>
+          <w:bCs/>
+        </w:rPr>
+        <w:t xml:space="preserve">) </w:t>
+      </w:r>
+      <w:proofErr w:type="spellStart"/>
+      <w:r>
+        <w:rPr>
+          <w:rFonts w:ascii="Nirmala UI" w:hAnsi="Nirmala UI" w:cs="Nirmala UI"/>
+          <w:b/>
+          <w:bCs/>
+        </w:rPr>
+        <w:t>वचन</w:t>
+      </w:r>
+      <w:proofErr w:type="spellEnd"/>
+      <w:r>
+        <w:rPr>
+          <w:b/>
+          <w:bCs/>
+        </w:rPr>
+        <w:t xml:space="preserve"> (Number Agreement)</w:t>
+      </w:r>
+    </w:p>
+    <w:p>
+      <w:r>
+        <w:t>If the subject is plural, the verb must also be plural.</w:t>
+      </w:r>
+    </w:p>
+    <w:p>
+      <w:r>
+        <w:t>Example:</w:t>
+      </w:r>
+    </w:p>
+    <w:p>
+      <w:r>
+        <w:t xml:space="preserve">• </w:t>
+      </w:r>
+      <w:r>
+        <w:rPr>
+          <w:rFonts w:ascii="Segoe UI Emoji" w:hAnsi="Segoe UI Emoji" w:cs="Segoe UI Emoji"/>
+        </w:rPr>
+        <w:t>❌</w:t>
+      </w:r>
+      <w:r>
+        <w:t xml:space="preserve"> </w:t>
+      </w:r>
+      <w:proofErr w:type="spellStart"/>
+      <w:r>
+        <w:rPr>
+          <w:rFonts w:ascii="Nirmala UI" w:hAnsi="Nirmala UI" w:cs="Nirmala UI"/>
+        </w:rPr>
+        <w:t>तुम्ही</w:t>
+      </w:r>
+      <w:proofErr w:type="spellEnd"/>
+      <w:r>
+        <w:t xml:space="preserve"> </w:t>
+      </w:r>
+      <w:proofErr w:type="spellStart"/>
+      <w:r>
+        <w:rPr>
+          <w:rFonts w:ascii="Nirmala UI" w:hAnsi="Nirmala UI" w:cs="Nirmala UI"/>
+        </w:rPr>
+        <w:t>कसे</w:t>
+      </w:r>
+      <w:proofErr w:type="spellEnd"/>
+      <w:r>
+        <w:t xml:space="preserve"> </w:t>
+      </w:r>
+      <w:proofErr w:type="spellStart"/>
+      <w:proofErr w:type="gramStart"/>
+      <w:r>
+        <w:rPr>
+          <w:rFonts w:ascii="Nirmala UI" w:hAnsi="Nirmala UI" w:cs="Nirmala UI"/>
+        </w:rPr>
+        <w:t>आहे</w:t>
+      </w:r>
+      <w:proofErr w:type="spellEnd"/>
+      <w:r>
+        <w:t xml:space="preserve"> ?</w:t>
+      </w:r>
+      <w:proofErr w:type="gramEnd"/>
+      <w:r>
+        <w:br/>
+      </w:r>
+      <w:r>
+        <w:rPr>
+          <w:rFonts w:ascii="Segoe UI Symbol" w:hAnsi="Segoe UI Symbol" w:cs="Segoe UI Symbol"/>
+        </w:rPr>
+        <w:t>✔</w:t>
+      </w:r>
+      <w:r>
+        <w:t xml:space="preserve"> </w:t>
+      </w:r>
+      <w:proofErr w:type="spellStart"/>
+      <w:r>
+        <w:rPr>
+          <w:rFonts w:ascii="Nirmala UI" w:hAnsi="Nirmala UI" w:cs="Nirmala UI"/>
+        </w:rPr>
+        <w:t>तुम्ही</w:t>
+      </w:r>
+      <w:proofErr w:type="spellEnd"/>
+      <w:r>
+        <w:t xml:space="preserve"> </w:t>
+      </w:r>
+      <w:proofErr w:type="spellStart"/>
+      <w:r>
+        <w:rPr>
+          <w:rFonts w:ascii="Nirmala UI" w:hAnsi="Nirmala UI" w:cs="Nirmala UI"/>
+        </w:rPr>
+        <w:t>कसे</w:t>
+      </w:r>
+      <w:proofErr w:type="spellEnd"/>
+      <w:r>
+        <w:t xml:space="preserve"> </w:t>
+      </w:r>
+      <w:proofErr w:type="spellStart"/>
+      <w:r>
+        <w:rPr>
+          <w:rFonts w:ascii="Nirmala UI" w:hAnsi="Nirmala UI" w:cs="Nirmala UI"/>
+        </w:rPr>
+        <w:t>आहात</w:t>
+      </w:r>
+      <w:proofErr w:type="spellEnd"/>
+      <w:r>
+        <w:t xml:space="preserve"> ?</w:t>
+      </w:r>
+    </w:p>
+    <w:p>
+      <w:r>
+        <w:rPr>
+          <w:rFonts w:ascii="Segoe UI Emoji" w:hAnsi="Segoe UI Emoji" w:cs="Segoe UI Emoji"/>
+        </w:rPr>
+        <w:t>👉</w:t>
+      </w:r>
+      <w:r>
+        <w:t xml:space="preserve"> </w:t>
+      </w:r>
+      <w:r>
+        <w:rPr>
+          <w:i/>
+          <w:iCs/>
+        </w:rPr>
+        <w:t>Reason:</w:t>
+      </w:r>
+      <w:r>
+        <w:t xml:space="preserve"> "</w:t>
+      </w:r>
+      <w:proofErr w:type="spellStart"/>
+      <w:r>
+        <w:rPr>
+          <w:rFonts w:ascii="Nirmala UI" w:hAnsi="Nirmala UI" w:cs="Nirmala UI"/>
+        </w:rPr>
+        <w:t>तुम्ही</w:t>
+      </w:r>
+      <w:proofErr w:type="spellEnd"/>
+      <w:r>
+        <w:t xml:space="preserve">" is plural/respectful form → use </w:t>
+      </w:r>
+      <w:proofErr w:type="spellStart"/>
+      <w:r>
+        <w:rPr>
+          <w:rFonts w:ascii="Nirmala UI" w:hAnsi="Nirmala UI" w:cs="Nirmala UI"/>
+          <w:b/>
+          <w:bCs/>
+        </w:rPr>
+        <w:t>आहात</w:t>
+      </w:r>
+      <w:proofErr w:type="spellEnd"/>
+      <w:r>
+        <w:t xml:space="preserve">, not </w:t>
+      </w:r>
+      <w:proofErr w:type="spellStart"/>
+      <w:r>
+        <w:rPr>
+          <w:rFonts w:ascii="Nirmala UI" w:hAnsi="Nirmala UI" w:cs="Nirmala UI"/>
+        </w:rPr>
+        <w:t>आहे</w:t>
+      </w:r>
+      <w:proofErr w:type="spellEnd"/>
+      <w:r>
+        <w:t>.</w:t>
+      </w:r>
+    </w:p>
+    <w:p>
+      <w:r>
+        <w:pict w14:anchorId="017F97C3">
+          <v:rect id="_x0000_i1051" style="width:0;height:1.5pt" o:hralign="center" o:hrstd="t" o:hr="t" fillcolor="#a0a0a0" stroked="f"/>
+        </w:pict>
+      </w:r>
+    </w:p>
+    <w:p>
+      <w:pPr>
+        <w:rPr>
+          <w:b/>
+          <w:bCs/>
+        </w:rPr>
+      </w:pPr>
+      <w:r>
+        <w:rPr>
+          <w:rFonts w:ascii="Nirmala UI" w:hAnsi="Nirmala UI" w:cs="Nirmala UI"/>
+          <w:b/>
+          <w:bCs/>
+        </w:rPr>
+        <w:t>४</w:t>
+      </w:r>
+      <w:r>
+        <w:rPr>
+          <w:b/>
+          <w:bCs/>
+        </w:rPr>
+        <w:t xml:space="preserve">) </w:t>
+      </w:r>
+      <w:proofErr w:type="spellStart"/>
+      <w:r>
+        <w:rPr>
+          <w:rFonts w:ascii="Nirmala UI" w:hAnsi="Nirmala UI" w:cs="Nirmala UI"/>
+          <w:b/>
+          <w:bCs/>
+        </w:rPr>
+        <w:t>स्वरांची</w:t>
+      </w:r>
+      <w:proofErr w:type="spellEnd"/>
+      <w:r>
+        <w:rPr>
+          <w:b/>
+          <w:bCs/>
+        </w:rPr>
+        <w:t xml:space="preserve"> </w:t>
+      </w:r>
+      <w:proofErr w:type="spellStart"/>
+      <w:r>
+        <w:rPr>
+          <w:rFonts w:ascii="Nirmala UI" w:hAnsi="Nirmala UI" w:cs="Nirmala UI"/>
+          <w:b/>
+          <w:bCs/>
+        </w:rPr>
+        <w:t>लांबी</w:t>
+      </w:r>
+      <w:proofErr w:type="spellEnd"/>
+      <w:r>
+        <w:rPr>
+          <w:b/>
+          <w:bCs/>
+        </w:rPr>
+        <w:t xml:space="preserve"> (Vowel Length – </w:t>
+      </w:r>
+      <w:proofErr w:type="spellStart"/>
+      <w:r>
+        <w:rPr>
+          <w:rFonts w:ascii="Nirmala UI" w:hAnsi="Nirmala UI" w:cs="Nirmala UI"/>
+          <w:b/>
+          <w:bCs/>
+        </w:rPr>
+        <w:t>र्</w:t>
+      </w:r>
+      <w:r>
+        <w:rPr>
+          <w:b/>
+          <w:bCs/>
+        </w:rPr>
+        <w:t>‍</w:t>
+      </w:r>
+      <w:r>
+        <w:rPr>
+          <w:rFonts w:ascii="Nirmala UI" w:hAnsi="Nirmala UI" w:cs="Nirmala UI"/>
+          <w:b/>
+          <w:bCs/>
+        </w:rPr>
+        <w:t>हस्व</w:t>
+      </w:r>
+      <w:proofErr w:type="spellEnd"/>
+      <w:r>
+        <w:rPr>
+          <w:b/>
+          <w:bCs/>
+        </w:rPr>
+        <w:t xml:space="preserve"> </w:t>
+      </w:r>
+      <w:proofErr w:type="spellStart"/>
+      <w:r>
+        <w:rPr>
+          <w:rFonts w:ascii="Nirmala UI" w:hAnsi="Nirmala UI" w:cs="Nirmala UI"/>
+          <w:b/>
+          <w:bCs/>
+        </w:rPr>
+        <w:t>आणि</w:t>
+      </w:r>
+      <w:proofErr w:type="spellEnd"/>
+      <w:r>
+        <w:rPr>
+          <w:b/>
+          <w:bCs/>
+        </w:rPr>
+        <w:t xml:space="preserve"> </w:t>
+      </w:r>
+      <w:proofErr w:type="spellStart"/>
+      <w:r>
+        <w:rPr>
+          <w:rFonts w:ascii="Nirmala UI" w:hAnsi="Nirmala UI" w:cs="Nirmala UI"/>
+          <w:b/>
+          <w:bCs/>
+        </w:rPr>
+        <w:t>दीर्घ</w:t>
+      </w:r>
+      <w:proofErr w:type="spellEnd"/>
+      <w:r>
+        <w:rPr>
+          <w:b/>
+          <w:bCs/>
+        </w:rPr>
+        <w:t>)</w:t>
+      </w:r>
+    </w:p>
+    <w:p>
+      <w:r>
+        <w:t>Many spelling mistakes happen because of short and long vowels.</w:t>
+      </w:r>
+    </w:p>
+    <w:p>
+      <w:pPr>
+        <w:numPr>
+          <w:ilvl w:val="0"/>
+          <w:numId w:val="5"/>
+        </w:numPr>
+      </w:pPr>
+      <w:r>
+        <w:lastRenderedPageBreak/>
+        <w:t>Short vowel (</w:t>
+      </w:r>
+      <w:proofErr w:type="spellStart"/>
+      <w:r>
+        <w:rPr>
+          <w:rFonts w:ascii="Nirmala UI" w:hAnsi="Nirmala UI" w:cs="Nirmala UI"/>
+        </w:rPr>
+        <w:t>ऱ्हस्व</w:t>
+      </w:r>
+      <w:proofErr w:type="spellEnd"/>
+      <w:r>
+        <w:t>)</w:t>
+      </w:r>
+    </w:p>
+    <w:p>
+      <w:pPr>
+        <w:numPr>
+          <w:ilvl w:val="0"/>
+          <w:numId w:val="5"/>
+        </w:numPr>
+      </w:pPr>
+      <w:r>
+        <w:t>Long vowel (</w:t>
+      </w:r>
+      <w:proofErr w:type="spellStart"/>
+      <w:r>
+        <w:rPr>
+          <w:rFonts w:ascii="Nirmala UI" w:hAnsi="Nirmala UI" w:cs="Nirmala UI"/>
+        </w:rPr>
+        <w:t>दीर्घ</w:t>
+      </w:r>
+      <w:proofErr w:type="spellEnd"/>
+      <w:r>
+        <w:t>)</w:t>
+      </w:r>
+    </w:p>
+    <w:p>
+      <w:pPr>
+        <w:rPr>
+          <w:b/>
+          <w:bCs/>
+        </w:rPr>
+      </w:pPr>
+      <w:r>
+        <w:rPr>
+          <w:b/>
+          <w:bCs/>
+        </w:rPr>
+        <w:t>Example:</w:t>
+      </w:r>
+    </w:p>
+    <w:p>
+      <w:r>
+        <w:t xml:space="preserve">• </w:t>
+      </w:r>
+      <w:r>
+        <w:rPr>
+          <w:rFonts w:ascii="Segoe UI Emoji" w:hAnsi="Segoe UI Emoji" w:cs="Segoe UI Emoji"/>
+        </w:rPr>
+        <w:t>❌</w:t>
+      </w:r>
+      <w:r>
+        <w:t xml:space="preserve"> </w:t>
+      </w:r>
+      <w:proofErr w:type="spellStart"/>
+      <w:r>
+        <w:rPr>
+          <w:rFonts w:ascii="Nirmala UI" w:hAnsi="Nirmala UI" w:cs="Nirmala UI"/>
+        </w:rPr>
+        <w:t>मि</w:t>
+      </w:r>
+      <w:proofErr w:type="spellEnd"/>
+      <w:r>
+        <w:t xml:space="preserve"> </w:t>
+      </w:r>
+      <w:proofErr w:type="spellStart"/>
+      <w:r>
+        <w:rPr>
+          <w:rFonts w:ascii="Nirmala UI" w:hAnsi="Nirmala UI" w:cs="Nirmala UI"/>
+        </w:rPr>
+        <w:t>जाते</w:t>
+      </w:r>
+      <w:proofErr w:type="spellEnd"/>
+      <w:r>
+        <w:t>.</w:t>
+      </w:r>
+      <w:r>
+        <w:br/>
+      </w:r>
+      <w:r>
+        <w:rPr>
+          <w:rFonts w:ascii="Segoe UI Symbol" w:hAnsi="Segoe UI Symbol" w:cs="Segoe UI Symbol"/>
+        </w:rPr>
+        <w:t>✔</w:t>
+      </w:r>
+      <w:r>
+        <w:t xml:space="preserve"> </w:t>
+      </w:r>
+      <w:proofErr w:type="spellStart"/>
+      <w:r>
+        <w:rPr>
+          <w:rFonts w:ascii="Nirmala UI" w:hAnsi="Nirmala UI" w:cs="Nirmala UI"/>
+        </w:rPr>
+        <w:t>मी</w:t>
+      </w:r>
+      <w:proofErr w:type="spellEnd"/>
+      <w:r>
+        <w:t xml:space="preserve"> </w:t>
+      </w:r>
+      <w:proofErr w:type="spellStart"/>
+      <w:r>
+        <w:rPr>
+          <w:rFonts w:ascii="Nirmala UI" w:hAnsi="Nirmala UI" w:cs="Nirmala UI"/>
+        </w:rPr>
+        <w:t>जाते</w:t>
+      </w:r>
+      <w:proofErr w:type="spellEnd"/>
+      <w:r>
+        <w:t>.</w:t>
+      </w:r>
+    </w:p>
+    <w:p>
+      <w:r>
+        <w:rPr>
+          <w:rFonts w:ascii="Segoe UI Emoji" w:hAnsi="Segoe UI Emoji" w:cs="Segoe UI Emoji"/>
+        </w:rPr>
+        <w:t>👉</w:t>
+      </w:r>
+      <w:r>
+        <w:t xml:space="preserve"> </w:t>
+      </w:r>
+      <w:r>
+        <w:rPr>
+          <w:i/>
+          <w:iCs/>
+        </w:rPr>
+        <w:t>Reason:</w:t>
+      </w:r>
+      <w:r>
+        <w:t xml:space="preserve"> "</w:t>
+      </w:r>
+      <w:proofErr w:type="spellStart"/>
+      <w:r>
+        <w:rPr>
+          <w:rFonts w:ascii="Nirmala UI" w:hAnsi="Nirmala UI" w:cs="Nirmala UI"/>
+        </w:rPr>
+        <w:t>मी</w:t>
+      </w:r>
+      <w:proofErr w:type="spellEnd"/>
+      <w:r>
+        <w:t>" has a long vowel (</w:t>
+      </w:r>
+      <w:r>
+        <w:rPr>
+          <w:rFonts w:ascii="Nirmala UI" w:hAnsi="Nirmala UI" w:cs="Nirmala UI"/>
+        </w:rPr>
+        <w:t>ई</w:t>
+      </w:r>
+      <w:r>
+        <w:t>). Writing "</w:t>
+      </w:r>
+      <w:proofErr w:type="spellStart"/>
+      <w:r>
+        <w:rPr>
+          <w:rFonts w:ascii="Nirmala UI" w:hAnsi="Nirmala UI" w:cs="Nirmala UI"/>
+        </w:rPr>
+        <w:t>मि</w:t>
+      </w:r>
+      <w:proofErr w:type="spellEnd"/>
+      <w:r>
+        <w:t>" is incorrect spelling.</w:t>
+      </w:r>
+    </w:p>
+    <w:p>
+      <w:r>
+        <w:pict w14:anchorId="16EDB26A">
+          <v:rect id="_x0000_i1052" style="width:0;height:1.5pt" o:hralign="center" o:hrstd="t" o:hr="t" fillcolor="#a0a0a0" stroked="f"/>
+        </w:pict>
+      </w:r>
+    </w:p>
+    <w:p>
+      <w:pPr>
+        <w:rPr>
+          <w:b/>
+          <w:bCs/>
+        </w:rPr>
+      </w:pPr>
+      <w:r>
+        <w:rPr>
+          <w:rFonts w:ascii="Nirmala UI" w:hAnsi="Nirmala UI" w:cs="Nirmala UI"/>
+          <w:b/>
+          <w:bCs/>
+        </w:rPr>
+        <w:t>५</w:t>
+      </w:r>
+      <w:r>
+        <w:rPr>
+          <w:b/>
+          <w:bCs/>
+        </w:rPr>
+        <w:t xml:space="preserve">) Continuous Tense Rule (… </w:t>
+      </w:r>
+      <w:proofErr w:type="spellStart"/>
+      <w:r>
+        <w:rPr>
+          <w:rFonts w:ascii="Nirmala UI" w:hAnsi="Nirmala UI" w:cs="Nirmala UI"/>
+          <w:b/>
+          <w:bCs/>
+        </w:rPr>
+        <w:t>आहे</w:t>
+      </w:r>
+      <w:proofErr w:type="spellEnd"/>
+      <w:r>
+        <w:rPr>
+          <w:b/>
+          <w:bCs/>
+        </w:rPr>
+        <w:t>)</w:t>
+      </w:r>
+    </w:p>
+    <w:p>
+      <w:r>
+        <w:t>When using "is/am/are doing", structure must be:</w:t>
+      </w:r>
+    </w:p>
+    <w:p>
+      <w:r>
+        <w:rPr>
+          <w:rFonts w:ascii="Segoe UI Emoji" w:hAnsi="Segoe UI Emoji" w:cs="Segoe UI Emoji"/>
+        </w:rPr>
+        <w:t>👉</w:t>
+      </w:r>
+      <w:r>
+        <w:t xml:space="preserve"> Verb stem + </w:t>
+      </w:r>
+      <w:proofErr w:type="spellStart"/>
+      <w:r>
+        <w:rPr>
+          <w:rFonts w:ascii="Nirmala UI" w:hAnsi="Nirmala UI" w:cs="Nirmala UI"/>
+        </w:rPr>
+        <w:t>तो</w:t>
+      </w:r>
+      <w:proofErr w:type="spellEnd"/>
+      <w:r>
+        <w:t>/</w:t>
+      </w:r>
+      <w:proofErr w:type="spellStart"/>
+      <w:r>
+        <w:rPr>
+          <w:rFonts w:ascii="Nirmala UI" w:hAnsi="Nirmala UI" w:cs="Nirmala UI"/>
+        </w:rPr>
+        <w:t>ते</w:t>
+      </w:r>
+      <w:proofErr w:type="spellEnd"/>
+      <w:r>
+        <w:t>/</w:t>
+      </w:r>
+      <w:proofErr w:type="spellStart"/>
+      <w:r>
+        <w:rPr>
+          <w:rFonts w:ascii="Nirmala UI" w:hAnsi="Nirmala UI" w:cs="Nirmala UI"/>
+        </w:rPr>
+        <w:t>ती</w:t>
+      </w:r>
+      <w:proofErr w:type="spellEnd"/>
+      <w:r>
+        <w:t xml:space="preserve"> + </w:t>
+      </w:r>
+      <w:proofErr w:type="spellStart"/>
+      <w:r>
+        <w:rPr>
+          <w:rFonts w:ascii="Nirmala UI" w:hAnsi="Nirmala UI" w:cs="Nirmala UI"/>
+        </w:rPr>
+        <w:t>आहे</w:t>
+      </w:r>
+      <w:proofErr w:type="spellEnd"/>
+    </w:p>
+    <w:p>
+      <w:r>
+        <w:t>Example:</w:t>
+      </w:r>
+    </w:p>
+    <w:p>
+      <w:r>
+        <w:rPr>
+          <w:rFonts w:ascii="Segoe UI Symbol" w:hAnsi="Segoe UI Symbol" w:cs="Segoe UI Symbol"/>
+        </w:rPr>
+        <w:t>✔</w:t>
+      </w:r>
+      <w:r>
+        <w:t xml:space="preserve"> </w:t>
+      </w:r>
+      <w:proofErr w:type="spellStart"/>
+      <w:r>
+        <w:rPr>
+          <w:rFonts w:ascii="Nirmala UI" w:hAnsi="Nirmala UI" w:cs="Nirmala UI"/>
+        </w:rPr>
+        <w:t>मुलगा</w:t>
+      </w:r>
+      <w:proofErr w:type="spellEnd"/>
+      <w:r>
+        <w:t xml:space="preserve"> </w:t>
+      </w:r>
+      <w:proofErr w:type="spellStart"/>
+      <w:r>
+        <w:rPr>
+          <w:rFonts w:ascii="Nirmala UI" w:hAnsi="Nirmala UI" w:cs="Nirmala UI"/>
+        </w:rPr>
+        <w:t>जातो</w:t>
+      </w:r>
+      <w:proofErr w:type="spellEnd"/>
+      <w:r>
+        <w:t xml:space="preserve"> </w:t>
+      </w:r>
+      <w:proofErr w:type="spellStart"/>
+      <w:r>
+        <w:rPr>
+          <w:rFonts w:ascii="Nirmala UI" w:hAnsi="Nirmala UI" w:cs="Nirmala UI"/>
+        </w:rPr>
+        <w:t>आहे</w:t>
+      </w:r>
+      <w:proofErr w:type="spellEnd"/>
+      <w:r>
+        <w:t>.</w:t>
+      </w:r>
+      <w:r>
+        <w:br/>
+      </w:r>
+      <w:r>
+        <w:rPr>
+          <w:rFonts w:ascii="Segoe UI Symbol" w:hAnsi="Segoe UI Symbol" w:cs="Segoe UI Symbol"/>
+        </w:rPr>
+        <w:t>✔</w:t>
+      </w:r>
+      <w:r>
+        <w:t xml:space="preserve"> </w:t>
+      </w:r>
+      <w:proofErr w:type="spellStart"/>
+      <w:r>
+        <w:rPr>
+          <w:rFonts w:ascii="Nirmala UI" w:hAnsi="Nirmala UI" w:cs="Nirmala UI"/>
+        </w:rPr>
+        <w:t>मुलगी</w:t>
+      </w:r>
+      <w:proofErr w:type="spellEnd"/>
+      <w:r>
+        <w:t xml:space="preserve"> </w:t>
+      </w:r>
+      <w:proofErr w:type="spellStart"/>
+      <w:r>
+        <w:rPr>
+          <w:rFonts w:ascii="Nirmala UI" w:hAnsi="Nirmala UI" w:cs="Nirmala UI"/>
+        </w:rPr>
+        <w:t>जाते</w:t>
+      </w:r>
+      <w:proofErr w:type="spellEnd"/>
+      <w:r>
+        <w:t xml:space="preserve"> </w:t>
+      </w:r>
+      <w:proofErr w:type="spellStart"/>
+      <w:r>
+        <w:rPr>
+          <w:rFonts w:ascii="Nirmala UI" w:hAnsi="Nirmala UI" w:cs="Nirmala UI"/>
+        </w:rPr>
+        <w:t>आहे</w:t>
+      </w:r>
+      <w:proofErr w:type="spellEnd"/>
+      <w:r>
+        <w:t>.</w:t>
+      </w:r>
+    </w:p>
     <w:p/>
     <w:sectPr>
       <w:pgSz w:w="12240" w:h="15840"/>
@@ -14125,6 +15760,155 @@
     </w:lvl>
   </w:abstractNum>
   <w:abstractNum w:abstractNumId="1" w15:restartNumberingAfterBreak="0">
+    <w:nsid w:val="5BC1432B"/>
+    <w:multiLevelType w:val="multilevel"/>
+    <w:tmpl w:val="FAF08650"/>
+    <w:lvl w:ilvl="0">
+      <w:start w:val="1"/>
+      <w:numFmt w:val="bullet"/>
+      <w:lvlText w:val=""/>
+      <w:lvlJc w:val="left"/>
+      <w:pPr>
+        <w:tabs>
+          <w:tab w:val="num" w:pos="720"/>
+        </w:tabs>
+        <w:ind w:left="720" w:hanging="360"/>
+      </w:pPr>
+      <w:rPr>
+        <w:rFonts w:ascii="Symbol" w:hAnsi="Symbol" w:hint="default"/>
+        <w:sz w:val="20"/>
+      </w:rPr>
+    </w:lvl>
+    <w:lvl w:ilvl="1" w:tentative="1">
+      <w:start w:val="1"/>
+      <w:numFmt w:val="bullet"/>
+      <w:lvlText w:val="o"/>
+      <w:lvlJc w:val="left"/>
+      <w:pPr>
+        <w:tabs>
+          <w:tab w:val="num" w:pos="1440"/>
+        </w:tabs>
+        <w:ind w:left="1440" w:hanging="360"/>
+      </w:pPr>
+      <w:rPr>
+        <w:rFonts w:ascii="Courier New" w:hAnsi="Courier New" w:hint="default"/>
+        <w:sz w:val="20"/>
+      </w:rPr>
+    </w:lvl>
+    <w:lvl w:ilvl="2" w:tentative="1">
+      <w:start w:val="1"/>
+      <w:numFmt w:val="bullet"/>
+      <w:lvlText w:val=""/>
+      <w:lvlJc w:val="left"/>
+      <w:pPr>
+        <w:tabs>
+          <w:tab w:val="num" w:pos="2160"/>
+        </w:tabs>
+        <w:ind w:left="2160" w:hanging="360"/>
+      </w:pPr>
+      <w:rPr>
+        <w:rFonts w:ascii="Wingdings" w:hAnsi="Wingdings" w:hint="default"/>
+        <w:sz w:val="20"/>
+      </w:rPr>
+    </w:lvl>
+    <w:lvl w:ilvl="3" w:tentative="1">
+      <w:start w:val="1"/>
+      <w:numFmt w:val="bullet"/>
+      <w:lvlText w:val=""/>
+      <w:lvlJc w:val="left"/>
+      <w:pPr>
+        <w:tabs>
+          <w:tab w:val="num" w:pos="2880"/>
+        </w:tabs>
+        <w:ind w:left="2880" w:hanging="360"/>
+      </w:pPr>
+      <w:rPr>
+        <w:rFonts w:ascii="Wingdings" w:hAnsi="Wingdings" w:hint="default"/>
+        <w:sz w:val="20"/>
+      </w:rPr>
+    </w:lvl>
+    <w:lvl w:ilvl="4" w:tentative="1">
+      <w:start w:val="1"/>
+      <w:numFmt w:val="bullet"/>
+      <w:lvlText w:val=""/>
+      <w:lvlJc w:val="left"/>
+      <w:pPr>
+        <w:tabs>
+          <w:tab w:val="num" w:pos="3600"/>
+        </w:tabs>
+        <w:ind w:left="3600" w:hanging="360"/>
+      </w:pPr>
+      <w:rPr>
+        <w:rFonts w:ascii="Wingdings" w:hAnsi="Wingdings" w:hint="default"/>
+        <w:sz w:val="20"/>
+      </w:rPr>
+    </w:lvl>
+    <w:lvl w:ilvl="5" w:tentative="1">
+      <w:start w:val="1"/>
+      <w:numFmt w:val="bullet"/>
+      <w:lvlText w:val=""/>
+      <w:lvlJc w:val="left"/>
+      <w:pPr>
+        <w:tabs>
+          <w:tab w:val="num" w:pos="4320"/>
+        </w:tabs>
+        <w:ind w:left="4320" w:hanging="360"/>
+      </w:pPr>
+      <w:rPr>
+        <w:rFonts w:ascii="Wingdings" w:hAnsi="Wingdings" w:hint="default"/>
+        <w:sz w:val="20"/>
+      </w:rPr>
+    </w:lvl>
+    <w:lvl w:ilvl="6" w:tentative="1">
+      <w:start w:val="1"/>
+      <w:numFmt w:val="bullet"/>
+      <w:lvlText w:val=""/>
+      <w:lvlJc w:val="left"/>
+      <w:pPr>
+        <w:tabs>
+          <w:tab w:val="num" w:pos="5040"/>
+        </w:tabs>
+        <w:ind w:left="5040" w:hanging="360"/>
+      </w:pPr>
+      <w:rPr>
+        <w:rFonts w:ascii="Wingdings" w:hAnsi="Wingdings" w:hint="default"/>
+        <w:sz w:val="20"/>
+      </w:rPr>
+    </w:lvl>
+    <w:lvl w:ilvl="7" w:tentative="1">
+      <w:start w:val="1"/>
+      <w:numFmt w:val="bullet"/>
+      <w:lvlText w:val=""/>
+      <w:lvlJc w:val="left"/>
+      <w:pPr>
+        <w:tabs>
+          <w:tab w:val="num" w:pos="5760"/>
+        </w:tabs>
+        <w:ind w:left="5760" w:hanging="360"/>
+      </w:pPr>
+      <w:rPr>
+        <w:rFonts w:ascii="Wingdings" w:hAnsi="Wingdings" w:hint="default"/>
+        <w:sz w:val="20"/>
+      </w:rPr>
+    </w:lvl>
+    <w:lvl w:ilvl="8" w:tentative="1">
+      <w:start w:val="1"/>
+      <w:numFmt w:val="bullet"/>
+      <w:lvlText w:val=""/>
+      <w:lvlJc w:val="left"/>
+      <w:pPr>
+        <w:tabs>
+          <w:tab w:val="num" w:pos="6480"/>
+        </w:tabs>
+        <w:ind w:left="6480" w:hanging="360"/>
+      </w:pPr>
+      <w:rPr>
+        <w:rFonts w:ascii="Wingdings" w:hAnsi="Wingdings" w:hint="default"/>
+        <w:sz w:val="20"/>
+      </w:rPr>
+    </w:lvl>
+  </w:abstractNum>
+  <w:abstractNum w:abstractNumId="2" w15:restartNumberingAfterBreak="0">
     <w:nsid w:val="736F439C"/>
     <w:multiLevelType w:val="multilevel"/>
     <w:tmpl w:val="EC68DC9E"/>
@@ -14273,7 +16057,156 @@
       </w:rPr>
     </w:lvl>
   </w:abstractNum>
-  <w:abstractNum w:abstractNumId="2" w15:restartNumberingAfterBreak="0">
+  <w:abstractNum w:abstractNumId="3" w15:restartNumberingAfterBreak="0">
+    <w:nsid w:val="79CD0198"/>
+    <w:multiLevelType w:val="multilevel"/>
+    <w:tmpl w:val="BB0A1E64"/>
+    <w:lvl w:ilvl="0">
+      <w:start w:val="1"/>
+      <w:numFmt w:val="bullet"/>
+      <w:lvlText w:val=""/>
+      <w:lvlJc w:val="left"/>
+      <w:pPr>
+        <w:tabs>
+          <w:tab w:val="num" w:pos="720"/>
+        </w:tabs>
+        <w:ind w:left="720" w:hanging="360"/>
+      </w:pPr>
+      <w:rPr>
+        <w:rFonts w:ascii="Symbol" w:hAnsi="Symbol" w:hint="default"/>
+        <w:sz w:val="20"/>
+      </w:rPr>
+    </w:lvl>
+    <w:lvl w:ilvl="1" w:tentative="1">
+      <w:start w:val="1"/>
+      <w:numFmt w:val="bullet"/>
+      <w:lvlText w:val="o"/>
+      <w:lvlJc w:val="left"/>
+      <w:pPr>
+        <w:tabs>
+          <w:tab w:val="num" w:pos="1440"/>
+        </w:tabs>
+        <w:ind w:left="1440" w:hanging="360"/>
+      </w:pPr>
+      <w:rPr>
+        <w:rFonts w:ascii="Courier New" w:hAnsi="Courier New" w:hint="default"/>
+        <w:sz w:val="20"/>
+      </w:rPr>
+    </w:lvl>
+    <w:lvl w:ilvl="2" w:tentative="1">
+      <w:start w:val="1"/>
+      <w:numFmt w:val="bullet"/>
+      <w:lvlText w:val=""/>
+      <w:lvlJc w:val="left"/>
+      <w:pPr>
+        <w:tabs>
+          <w:tab w:val="num" w:pos="2160"/>
+        </w:tabs>
+        <w:ind w:left="2160" w:hanging="360"/>
+      </w:pPr>
+      <w:rPr>
+        <w:rFonts w:ascii="Wingdings" w:hAnsi="Wingdings" w:hint="default"/>
+        <w:sz w:val="20"/>
+      </w:rPr>
+    </w:lvl>
+    <w:lvl w:ilvl="3" w:tentative="1">
+      <w:start w:val="1"/>
+      <w:numFmt w:val="bullet"/>
+      <w:lvlText w:val=""/>
+      <w:lvlJc w:val="left"/>
+      <w:pPr>
+        <w:tabs>
+          <w:tab w:val="num" w:pos="2880"/>
+        </w:tabs>
+        <w:ind w:left="2880" w:hanging="360"/>
+      </w:pPr>
+      <w:rPr>
+        <w:rFonts w:ascii="Wingdings" w:hAnsi="Wingdings" w:hint="default"/>
+        <w:sz w:val="20"/>
+      </w:rPr>
+    </w:lvl>
+    <w:lvl w:ilvl="4" w:tentative="1">
+      <w:start w:val="1"/>
+      <w:numFmt w:val="bullet"/>
+      <w:lvlText w:val=""/>
+      <w:lvlJc w:val="left"/>
+      <w:pPr>
+        <w:tabs>
+          <w:tab w:val="num" w:pos="3600"/>
+        </w:tabs>
+        <w:ind w:left="3600" w:hanging="360"/>
+      </w:pPr>
+      <w:rPr>
+        <w:rFonts w:ascii="Wingdings" w:hAnsi="Wingdings" w:hint="default"/>
+        <w:sz w:val="20"/>
+      </w:rPr>
+    </w:lvl>
+    <w:lvl w:ilvl="5" w:tentative="1">
+      <w:start w:val="1"/>
+      <w:numFmt w:val="bullet"/>
+      <w:lvlText w:val=""/>
+      <w:lvlJc w:val="left"/>
+      <w:pPr>
+        <w:tabs>
+          <w:tab w:val="num" w:pos="4320"/>
+        </w:tabs>
+        <w:ind w:left="4320" w:hanging="360"/>
+      </w:pPr>
+      <w:rPr>
+        <w:rFonts w:ascii="Wingdings" w:hAnsi="Wingdings" w:hint="default"/>
+        <w:sz w:val="20"/>
+      </w:rPr>
+    </w:lvl>
+    <w:lvl w:ilvl="6" w:tentative="1">
+      <w:start w:val="1"/>
+      <w:numFmt w:val="bullet"/>
+      <w:lvlText w:val=""/>
+      <w:lvlJc w:val="left"/>
+      <w:pPr>
+        <w:tabs>
+          <w:tab w:val="num" w:pos="5040"/>
+        </w:tabs>
+        <w:ind w:left="5040" w:hanging="360"/>
+      </w:pPr>
+      <w:rPr>
+        <w:rFonts w:ascii="Wingdings" w:hAnsi="Wingdings" w:hint="default"/>
+        <w:sz w:val="20"/>
+      </w:rPr>
+    </w:lvl>
+    <w:lvl w:ilvl="7" w:tentative="1">
+      <w:start w:val="1"/>
+      <w:numFmt w:val="bullet"/>
+      <w:lvlText w:val=""/>
+      <w:lvlJc w:val="left"/>
+      <w:pPr>
+        <w:tabs>
+          <w:tab w:val="num" w:pos="5760"/>
+        </w:tabs>
+        <w:ind w:left="5760" w:hanging="360"/>
+      </w:pPr>
+      <w:rPr>
+        <w:rFonts w:ascii="Wingdings" w:hAnsi="Wingdings" w:hint="default"/>
+        <w:sz w:val="20"/>
+      </w:rPr>
+    </w:lvl>
+    <w:lvl w:ilvl="8" w:tentative="1">
+      <w:start w:val="1"/>
+      <w:numFmt w:val="bullet"/>
+      <w:lvlText w:val=""/>
+      <w:lvlJc w:val="left"/>
+      <w:pPr>
+        <w:tabs>
+          <w:tab w:val="num" w:pos="6480"/>
+        </w:tabs>
+        <w:ind w:left="6480" w:hanging="360"/>
+      </w:pPr>
+      <w:rPr>
+        <w:rFonts w:ascii="Wingdings" w:hAnsi="Wingdings" w:hint="default"/>
+        <w:sz w:val="20"/>
+      </w:rPr>
+    </w:lvl>
+  </w:abstractNum>
+  <w:abstractNum w:abstractNumId="4" w15:restartNumberingAfterBreak="0">
     <w:nsid w:val="7AF55072"/>
     <w:multiLevelType w:val="multilevel"/>
     <w:tmpl w:val="D7349F4A"/>
@@ -14426,9 +16359,15 @@
     <w:abstractNumId w:val="0"/>
   </w:num>
   <w:num w:numId="2" w16cid:durableId="933974921">
+    <w:abstractNumId w:val="4"/>
+  </w:num>
+  <w:num w:numId="3" w16cid:durableId="552810820">
     <w:abstractNumId w:val="2"/>
   </w:num>
-  <w:num w:numId="3" w16cid:durableId="552810820">
+  <w:num w:numId="4" w16cid:durableId="699432203">
+    <w:abstractNumId w:val="3"/>
+  </w:num>
+  <w:num w:numId="5" w16cid:durableId="531185551">
     <w:abstractNumId w:val="1"/>
   </w:num>
 </w:numbering>
